--- a/methodical-guidelines/students/Модуль 1. Конспект лекции.docx
+++ b/methodical-guidelines/students/Модуль 1. Конспект лекции.docx
@@ -6492,7 +6492,23 @@
           <w:sz w:val="24"/>
           <w:szCs w:val="24"/>
         </w:rPr>
-        <w:t>Кейс адаптирован на основе реальной задачи от индустриального партнёра ООО «МедРокет» (Кейс 1 «Автоматическое распознавание и структурирование медицинских документов»)</w:t>
+        <w:t xml:space="preserve">Кейс адаптирован на основе реальной задачи от индустриального партнёра </w:t>
+      </w:r>
+      <w:r>
+        <w:rPr>
+          <w:rFonts w:ascii="Times New Roman" w:hAnsi="Times New Roman" w:cs="Times New Roman"/>
+          <w:sz w:val="24"/>
+          <w:szCs w:val="24"/>
+        </w:rPr>
+        <w:t>Индустриальный партнер</w:t>
+      </w:r>
+      <w:r>
+        <w:rPr>
+          <w:rFonts w:ascii="Times New Roman" w:hAnsi="Times New Roman" w:cs="Times New Roman"/>
+          <w:sz w:val="24"/>
+          <w:szCs w:val="24"/>
+        </w:rPr>
+        <w:t xml:space="preserve"> (Кейс 1 «Автоматическое распознавание и структурирование медицинских документов»)</w:t>
       </w:r>
     </w:p>
     <w:p>
@@ -9658,7 +9674,23 @@
           <w:sz w:val="24"/>
           <w:szCs w:val="24"/>
         </w:rPr>
-        <w:t xml:space="preserve">Источник: ООО «МедРокет» </w:t>
+        <w:t xml:space="preserve">Источник: </w:t>
+      </w:r>
+      <w:r>
+        <w:rPr>
+          <w:rFonts w:ascii="Times New Roman" w:hAnsi="Times New Roman" w:cs="Times New Roman"/>
+          <w:sz w:val="24"/>
+          <w:szCs w:val="24"/>
+        </w:rPr>
+        <w:t>Индустриальный партнер</w:t>
+      </w:r>
+      <w:r>
+        <w:rPr>
+          <w:rFonts w:ascii="Times New Roman" w:hAnsi="Times New Roman" w:cs="Times New Roman"/>
+          <w:sz w:val="24"/>
+          <w:szCs w:val="24"/>
+        </w:rPr>
+        <w:t xml:space="preserve"> </w:t>
       </w:r>
     </w:p>
     <w:p>
@@ -10107,7 +10139,23 @@
           <w:sz w:val="24"/>
           <w:szCs w:val="24"/>
         </w:rPr>
-        <w:t xml:space="preserve">Источник: ООО «МедРокет» </w:t>
+        <w:t xml:space="preserve">Источник: </w:t>
+      </w:r>
+      <w:r>
+        <w:rPr>
+          <w:rFonts w:ascii="Times New Roman" w:hAnsi="Times New Roman" w:cs="Times New Roman"/>
+          <w:sz w:val="24"/>
+          <w:szCs w:val="24"/>
+        </w:rPr>
+        <w:t>Индустриальный партнер</w:t>
+      </w:r>
+      <w:r>
+        <w:rPr>
+          <w:rFonts w:ascii="Times New Roman" w:hAnsi="Times New Roman" w:cs="Times New Roman"/>
+          <w:sz w:val="24"/>
+          <w:szCs w:val="24"/>
+        </w:rPr>
+        <w:t xml:space="preserve"> </w:t>
       </w:r>
     </w:p>
     <w:p>
@@ -10467,7 +10515,15 @@
           <w:sz w:val="24"/>
           <w:szCs w:val="24"/>
         </w:rPr>
-        <w:t xml:space="preserve">Источник: ООО «Группа Компаний «Иннотех»» </w:t>
+        <w:t xml:space="preserve">Источник: </w:t>
+      </w:r>
+      <w:r>
+        <w:rPr>
+          <w:rFonts w:ascii="Times New Roman" w:hAnsi="Times New Roman" w:cs="Times New Roman"/>
+          <w:sz w:val="24"/>
+          <w:szCs w:val="24"/>
+        </w:rPr>
+        <w:t>Индустриальный партнер</w:t>
       </w:r>
     </w:p>
     <w:p>
@@ -10828,7 +10884,15 @@
           <w:sz w:val="24"/>
           <w:szCs w:val="24"/>
         </w:rPr>
-        <w:t xml:space="preserve">Источник: ООО «Группа Компаний «Иннотех»» </w:t>
+        <w:t xml:space="preserve">Источник: </w:t>
+      </w:r>
+      <w:r>
+        <w:rPr>
+          <w:rFonts w:ascii="Times New Roman" w:hAnsi="Times New Roman" w:cs="Times New Roman"/>
+          <w:sz w:val="24"/>
+          <w:szCs w:val="24"/>
+        </w:rPr>
+        <w:t>Индустриальный партнер</w:t>
       </w:r>
     </w:p>
     <w:p>
@@ -11188,7 +11252,15 @@
           <w:sz w:val="24"/>
           <w:szCs w:val="24"/>
         </w:rPr>
-        <w:t>Источник: ООО «Группа Компаний «Иннотех»»</w:t>
+        <w:t xml:space="preserve">Источник: </w:t>
+      </w:r>
+      <w:r>
+        <w:rPr>
+          <w:rFonts w:ascii="Times New Roman" w:hAnsi="Times New Roman" w:cs="Times New Roman"/>
+          <w:sz w:val="24"/>
+          <w:szCs w:val="24"/>
+        </w:rPr>
+        <w:t>Индустриальный партнер</w:t>
       </w:r>
     </w:p>
     <w:p>
